--- a/docs/feature/agency-workspace/3-4-21-remove-workspace-member/spec.docx
+++ b/docs/feature/agency-workspace/3-4-21-remove-workspace-member/spec.docx
@@ -8,7 +8,7 @@
           <w:b/>
           <w:sz w:val="26"/>
         </w:rPr>
-        <w:t>FR 3.4.21 Remove Workspace Member</w:t>
+        <w:t>3.4.21 Remove Workspace Member</w:t>
       </w:r>
     </w:p>
     <w:p>
@@ -22,7 +22,7 @@
     </w:p>
     <w:p>
       <w:r>
-        <w:t>MANAGER bam Remove tren 1 Member trong bang Members, confirm.</w:t>
+        <w:t>Begins when the MANAGER of a Workspace confirms removal of a member from that Workspace.</w:t>
       </w:r>
     </w:p>
     <w:p>
@@ -48,7 +48,7 @@
         <w:t xml:space="preserve">Actors / Roles: </w:t>
       </w:r>
       <w:r>
-        <w:t>MANAGER cua Workspace.</w:t>
+        <w:t>The MANAGER of the Workspace, and only that role.</w:t>
       </w:r>
     </w:p>
     <w:p>
@@ -65,7 +65,7 @@
         <w:t xml:space="preserve">Purpose: </w:t>
       </w:r>
       <w:r>
-        <w:t>Xoa (soft-delete) thanh vien khoi Workspace (khong xoa khoi Agency).</w:t>
+        <w:t>Lets the MANAGER take a member out of the Workspace while the member stays in the Agency and can still join other Workspaces.</w:t>
       </w:r>
     </w:p>
     <w:p>
@@ -82,7 +82,7 @@
         <w:t xml:space="preserve">Interface: </w:t>
       </w:r>
       <w:r>
-        <w:t>DELETE /api/v1/workspaces/{workspaceId}/members/{memberId}.</w:t>
+        <w:t>A Remove action per member in the member table at /workspaces/:id/members, followed by a confirmation dialog.</w:t>
       </w:r>
     </w:p>
     <w:p>
@@ -99,7 +99,7 @@
         <w:t xml:space="preserve">Data Processing: </w:t>
       </w:r>
       <w:r>
-        <w:t>findById+filter workspaceId/isActive, assertNotLastManager, set isActive=false.</w:t>
+        <w:t>The system loads the member, applies the last-MANAGER guard, and marks the membership inactive without touching the member's Agency membership.</w:t>
       </w:r>
     </w:p>
     <w:p>
@@ -113,7 +113,7 @@
     </w:p>
     <w:p>
       <w:r>
-        <w:t>Nut Remove trong bang Members.</w:t>
+        <w:t>Figure — Remove Member Dialog:</w:t>
       </w:r>
     </w:p>
     <w:p>
@@ -124,7 +124,29 @@
         <w:t xml:space="preserve">-  </w:t>
       </w:r>
       <w:r>
-        <w:t>Confirm dialog truoc khi remove</w:t>
+        <w:t>A Remove action per member in the table on /workspaces/:id/members.</w:t>
+      </w:r>
+    </w:p>
+    <w:p>
+      <w:pPr>
+        <w:ind w:left="360"/>
+      </w:pPr>
+      <w:r>
+        <w:t xml:space="preserve">-  </w:t>
+      </w:r>
+      <w:r>
+        <w:t>A confirmation dialog naming the member being removed.</w:t>
+      </w:r>
+    </w:p>
+    <w:p>
+      <w:pPr>
+        <w:ind w:left="360"/>
+      </w:pPr>
+      <w:r>
+        <w:t xml:space="preserve">-  </w:t>
+      </w:r>
+      <w:r>
+        <w:t>A blocked state with a clear message when the member is the only active MANAGER of the Workspace.</w:t>
       </w:r>
     </w:p>
     <w:p>
@@ -149,7 +171,7 @@
         <w:t xml:space="preserve">Input required: </w:t>
       </w:r>
       <w:r>
-        <w:t>workspaceId, memberId (path).</w:t>
+        <w:t>The Workspace identifier; the member identifier; the caller's authenticated identity.</w:t>
       </w:r>
     </w:p>
     <w:p>
@@ -160,7 +182,7 @@
         <w:t xml:space="preserve">System data: </w:t>
       </w:r>
       <w:r>
-        <w:t>workspace_members.</w:t>
+        <w:t>The caller's role in the Workspace; the member record and its role; the count of active MANAGERs in the Workspace.</w:t>
       </w:r>
     </w:p>
     <w:p>
@@ -171,7 +193,7 @@
         <w:t xml:space="preserve">Output: </w:t>
       </w:r>
       <w:r>
-        <w:t>200 { data: null }.</w:t>
+        <w:t>Confirmation that the membership has been deactivated; no other data is returned.</w:t>
       </w:r>
     </w:p>
     <w:p>
@@ -184,10 +206,10 @@
         <w:rPr>
           <w:b/>
         </w:rPr>
-        <w:t xml:space="preserve">BR1: </w:t>
+        <w:t xml:space="preserve">BR-01: </w:t>
       </w:r>
       <w:r>
-        <w:t>AgencyMember khong bi anh huong - member van con trong Agency va cac Workspace khac.</w:t>
+        <w:t>Only the MANAGER of the Workspace may remove a member; any other caller → 403 FORBIDDEN.</w:t>
       </w:r>
     </w:p>
     <w:p>
@@ -195,10 +217,65 @@
         <w:rPr>
           <w:b/>
         </w:rPr>
-        <w:t xml:space="preserve">BR2: </w:t>
+        <w:t xml:space="preserve">BR-02: </w:t>
       </w:r>
       <w:r>
-        <w:t>Khong the xoa MANAGER active duy nhat -&gt; 409 LAST_OWNER_CANNOT_BE_REMOVED.</w:t>
+        <w:t>Removal is a soft delete — the membership is marked inactive and the record is not physically removed.</w:t>
+      </w:r>
+    </w:p>
+    <w:p>
+      <w:r>
+        <w:rPr>
+          <w:b/>
+        </w:rPr>
+        <w:t xml:space="preserve">BR-03: </w:t>
+      </w:r>
+      <w:r>
+        <w:t>The member's Agency membership is never modified, so the removed member remains in the Agency and in their other Workspaces.</w:t>
+      </w:r>
+    </w:p>
+    <w:p>
+      <w:r>
+        <w:rPr>
+          <w:b/>
+        </w:rPr>
+        <w:t xml:space="preserve">BR-04: </w:t>
+      </w:r>
+      <w:r>
+        <w:t>The removed member loses access to this Workspace immediately.</w:t>
+      </w:r>
+    </w:p>
+    <w:p>
+      <w:r>
+        <w:rPr>
+          <w:b/>
+        </w:rPr>
+        <w:t xml:space="preserve">BR-05: </w:t>
+      </w:r>
+      <w:r>
+        <w:t>Last-MANAGER guard — removing a member whose role is MANAGER is blocked with 409 LAST_OWNER_CANNOT_BE_REMOVED when that member is the only active MANAGER of the Workspace. The same guard, with the same error code, is shared with FR 3.4.16 Leave Workspace and FR 3.4.20 Update Workspace Member Role.</w:t>
+      </w:r>
+    </w:p>
+    <w:p>
+      <w:r>
+        <w:rPr>
+          <w:b/>
+        </w:rPr>
+        <w:t xml:space="preserve">BR-06: </w:t>
+      </w:r>
+      <w:r>
+        <w:t>A member that does not exist, is not active, or belongs to another Workspace → 404 NOT_FOUND.</w:t>
+      </w:r>
+    </w:p>
+    <w:p>
+      <w:r>
+        <w:rPr>
+          <w:b/>
+        </w:rPr>
+        <w:t xml:space="preserve">BR-07: </w:t>
+      </w:r>
+      <w:r>
+        <w:t>The error code is named after the owner concept but is applied to the Workspace-level MANAGER context.</w:t>
       </w:r>
     </w:p>
     <w:p>
@@ -208,17 +285,17 @@
     </w:p>
     <w:p>
       <w:r>
-        <w:t>Khong phai MANAGER -&gt; 403 FORBIDDEN.</w:t>
+        <w:t>Caller must be the MANAGER of that Workspace; otherwise 403 FORBIDDEN.</w:t>
       </w:r>
     </w:p>
     <w:p>
       <w:r>
-        <w:t>memberId khong ton tai/khong active/khong thuoc workspace -&gt; 404 NOT_FOUND.</w:t>
+        <w:t>The member must exist, be active, and belong to that Workspace; otherwise 404 NOT_FOUND.</w:t>
       </w:r>
     </w:p>
     <w:p>
       <w:r>
-        <w:t>Member la MANAGER active duy nhat -&gt; 409 LAST_OWNER_CANNOT_BE_REMOVED.</w:t>
+        <w:t>Removing the only active MANAGER of the Workspace → 409 LAST_OWNER_CANNOT_BE_REMOVED.</w:t>
       </w:r>
     </w:p>
     <w:p>
@@ -237,32 +314,37 @@
     </w:p>
     <w:p>
       <w:r>
-        <w:t>1. MANAGER bam Remove, confirm.</w:t>
+        <w:t>1. MANAGER opens /workspaces/:id/members and chooses Remove for a member.</w:t>
       </w:r>
     </w:p>
     <w:p>
       <w:r>
-        <w:t>2. FE goi DELETE .../{memberId}.</w:t>
+        <w:t>2. MANAGER confirms in the dialog.</w:t>
       </w:r>
     </w:p>
     <w:p>
       <w:r>
-        <w:t>3. BE tim member, assertNotLastManager.</w:t>
+        <w:t>3. System confirms the caller holds the MANAGER role in that Workspace; otherwise the request fails with 403 FORBIDDEN.</w:t>
       </w:r>
     </w:p>
     <w:p>
       <w:r>
-        <w:t>4. BE set isActive=false.</w:t>
+        <w:t>4. System loads the member and checks that it exists, is active, and belongs to that Workspace; otherwise the request fails with 404 NOT_FOUND.</w:t>
       </w:r>
     </w:p>
     <w:p>
       <w:r>
-        <w:t>5. BE tra 200 { data: null }.</w:t>
+        <w:t>5. System applies the last-MANAGER guard: members who are not MANAGER pass, and a MANAGER passes only when another active MANAGER exists in the Workspace.</w:t>
       </w:r>
     </w:p>
     <w:p>
       <w:r>
-        <w:t>6. FE cap nhat bang thanh vien.</w:t>
+        <w:t>6. System marks the membership inactive; the member disappears from the active member list.</w:t>
+      </w:r>
+    </w:p>
+    <w:p>
+      <w:r>
+        <w:t>7. The member's Agency membership is untouched — they remain in the Agency and in any other Workspace they take part in.</w:t>
       </w:r>
     </w:p>
     <w:p>
@@ -272,17 +354,22 @@
     </w:p>
     <w:p>
       <w:r>
-        <w:t>Khong phai MANAGER -&gt; 403 FORBIDDEN.</w:t>
+        <w:t>Caller is not the MANAGER of that Workspace → 403 FORBIDDEN.</w:t>
       </w:r>
     </w:p>
     <w:p>
       <w:r>
-        <w:t>memberId khong ton tai/khong active -&gt; 404 NOT_FOUND.</w:t>
+        <w:t>Member does not exist, is not active, or belongs to another Workspace → 404 NOT_FOUND.</w:t>
       </w:r>
     </w:p>
     <w:p>
       <w:r>
-        <w:t>Member la MANAGER active duy nhat -&gt; 409 LAST_OWNER_CANNOT_BE_REMOVED.</w:t>
+        <w:t>Removing the only active MANAGER of the Workspace → 409 LAST_OWNER_CANNOT_BE_REMOVED; another MANAGER must be assigned first.</w:t>
+      </w:r>
+    </w:p>
+    <w:p>
+      <w:r>
+        <w:t>The removed member still has Tasks in progress in this Workspace → those Tasks are not automatically unassigned; this behaviour is not yet confirmed for the Workspace scope.</w:t>
       </w:r>
     </w:p>
     <w:p>
@@ -302,7 +389,29 @@
         <w:t xml:space="preserve">-  </w:t>
       </w:r>
       <w:r>
-        <w:t>Member bi remove khoi Workspace, AgencyMember khong bi anh huong, luon con it nhat 1 MANAGER active.</w:t>
+        <w:t>The member's membership in the Workspace is inactive and the Workspace no longer appears in their list.</w:t>
+      </w:r>
+    </w:p>
+    <w:p>
+      <w:pPr>
+        <w:ind w:left="360"/>
+      </w:pPr>
+      <w:r>
+        <w:t xml:space="preserve">-  </w:t>
+      </w:r>
+      <w:r>
+        <w:t>The member's Agency membership is untouched; they remain in the Agency and in their other Workspaces.</w:t>
+      </w:r>
+    </w:p>
+    <w:p>
+      <w:pPr>
+        <w:ind w:left="360"/>
+      </w:pPr>
+      <w:r>
+        <w:t xml:space="preserve">-  </w:t>
+      </w:r>
+      <w:r>
+        <w:t>The Workspace still has exactly one active MANAGER.</w:t>
       </w:r>
     </w:p>
     <w:sectPr>

--- a/docs/feature/agency-workspace/3-4-21-remove-workspace-member/spec.docx
+++ b/docs/feature/agency-workspace/3-4-21-remove-workspace-member/spec.docx
@@ -120,9 +120,7 @@
       <w:pPr>
         <w:ind w:left="360"/>
       </w:pPr>
-      <w:r>
-        <w:t xml:space="preserve">-  </w:t>
-      </w:r>
+      <w:r/>
       <w:r>
         <w:t>A Remove action per member in the table on /workspaces/:id/members.</w:t>
       </w:r>
@@ -131,9 +129,7 @@
       <w:pPr>
         <w:ind w:left="360"/>
       </w:pPr>
-      <w:r>
-        <w:t xml:space="preserve">-  </w:t>
-      </w:r>
+      <w:r/>
       <w:r>
         <w:t>A confirmation dialog naming the member being removed.</w:t>
       </w:r>
@@ -142,9 +138,7 @@
       <w:pPr>
         <w:ind w:left="360"/>
       </w:pPr>
-      <w:r>
-        <w:t xml:space="preserve">-  </w:t>
-      </w:r>
+      <w:r/>
       <w:r>
         <w:t>A blocked state with a clear message when the member is the only active MANAGER of the Workspace.</w:t>
       </w:r>
@@ -385,9 +379,7 @@
       <w:pPr>
         <w:ind w:left="360"/>
       </w:pPr>
-      <w:r>
-        <w:t xml:space="preserve">-  </w:t>
-      </w:r>
+      <w:r/>
       <w:r>
         <w:t>The member's membership in the Workspace is inactive and the Workspace no longer appears in their list.</w:t>
       </w:r>
@@ -396,9 +388,7 @@
       <w:pPr>
         <w:ind w:left="360"/>
       </w:pPr>
-      <w:r>
-        <w:t xml:space="preserve">-  </w:t>
-      </w:r>
+      <w:r/>
       <w:r>
         <w:t>The member's Agency membership is untouched; they remain in the Agency and in their other Workspaces.</w:t>
       </w:r>
@@ -407,9 +397,7 @@
       <w:pPr>
         <w:ind w:left="360"/>
       </w:pPr>
-      <w:r>
-        <w:t xml:space="preserve">-  </w:t>
-      </w:r>
+      <w:r/>
       <w:r>
         <w:t>The Workspace still has exactly one active MANAGER.</w:t>
       </w:r>

--- a/docs/feature/agency-workspace/3-4-21-remove-workspace-member/spec.docx
+++ b/docs/feature/agency-workspace/3-4-21-remove-workspace-member/spec.docx
@@ -197,79 +197,32 @@
     </w:p>
     <w:p>
       <w:r>
-        <w:rPr>
-          <w:b/>
-        </w:rPr>
-        <w:t xml:space="preserve">BR-01: </w:t>
-      </w:r>
-      <w:r>
-        <w:t>Only the MANAGER of the Workspace may remove a member; any other caller → 403 FORBIDDEN.</w:t>
+        <w:t>BR-35: @RequireRoleAspect re-reads the caller's role from the DB at request time; SystemRole.ADMIN bypasses the check. Only MANAGER may remove a member; any other caller → 403 FORBIDDEN. This role check runs before any service-level guard.</w:t>
       </w:r>
     </w:p>
     <w:p>
       <w:r>
-        <w:rPr>
-          <w:b/>
-        </w:rPr>
-        <w:t xml:space="preserve">BR-02: </w:t>
-      </w:r>
-      <w:r>
-        <w:t>Removal is a soft delete — the membership is marked inactive and the record is not physically removed.</w:t>
+        <w:t>BR-28: Remove member — only OWNER/MANAGER; the last remaining active MANAGER cannot be removed/changed away from MANAGER; removal is a soft-delete (isActive=false), not a row deletion. The member's Agency membership is never modified, so the removed member remains in the Agency and in their other Workspaces.</w:t>
       </w:r>
     </w:p>
     <w:p>
       <w:r>
-        <w:rPr>
-          <w:b/>
-        </w:rPr>
-        <w:t xml:space="preserve">BR-03: </w:t>
-      </w:r>
-      <w:r>
-        <w:t>The member's Agency membership is never modified, so the removed member remains in the Agency and in their other Workspaces.</w:t>
+        <w:t>BR-30: A removed member loses access immediately (no token revocation needed) because every scoped query re-checks membership.</w:t>
       </w:r>
     </w:p>
     <w:p>
       <w:r>
-        <w:rPr>
-          <w:b/>
-        </w:rPr>
-        <w:t xml:space="preserve">BR-04: </w:t>
-      </w:r>
-      <w:r>
-        <w:t>The removed member loses access to this Workspace immediately.</w:t>
+        <w:t>BR-28 (last-MANAGER guard, checked after the lookup): Removing a member whose role is MANAGER is blocked with 409 LAST_OWNER_CANNOT_BE_REMOVED when that member is the only active MANAGER of the Workspace. The same guard, with the same error code, is shared with FR 3.4.16 Leave Workspace and FR 3.4.20 Update Workspace Member Role (BR-83).</w:t>
       </w:r>
     </w:p>
     <w:p>
       <w:r>
-        <w:rPr>
-          <w:b/>
-        </w:rPr>
-        <w:t xml:space="preserve">BR-05: </w:t>
-      </w:r>
-      <w:r>
-        <w:t>Last-MANAGER guard — removing a member whose role is MANAGER is blocked with 409 LAST_OWNER_CANNOT_BE_REMOVED when that member is the only active MANAGER of the Workspace. The same guard, with the same error code, is shared with FR 3.4.16 Leave Workspace and FR 3.4.20 Update Workspace Member Role.</w:t>
+        <w:t>BR-29: Multi-tenancy — the member lookup is scoped to the Workspace; a member that does not exist, is not active, or belongs to another Workspace → 404 NOT_FOUND.</w:t>
       </w:r>
     </w:p>
     <w:p>
       <w:r>
-        <w:rPr>
-          <w:b/>
-        </w:rPr>
-        <w:t xml:space="preserve">BR-06: </w:t>
-      </w:r>
-      <w:r>
-        <w:t>A member that does not exist, is not active, or belongs to another Workspace → 404 NOT_FOUND.</w:t>
-      </w:r>
-    </w:p>
-    <w:p>
-      <w:r>
-        <w:rPr>
-          <w:b/>
-        </w:rPr>
-        <w:t xml:space="preserve">BR-07: </w:t>
-      </w:r>
-      <w:r>
-        <w:t>The error code is named after the owner concept but is applied to the Workspace-level MANAGER context.</w:t>
+        <w:t>The error code LAST_OWNER_CANNOT_BE_REMOVED is named after the owner concept but is applied to the Workspace-level MANAGER context.</w:t>
       </w:r>
     </w:p>
     <w:p>
@@ -279,17 +232,35 @@
     </w:p>
     <w:p>
       <w:r>
-        <w:t>Caller must be the MANAGER of that Workspace; otherwise 403 FORBIDDEN.</w:t>
+        <w:t xml:space="preserve">Caller must be the MANAGER of that Workspace; otherwise 403 FORBIDDEN (BR-35). Toast </w:t>
+      </w:r>
+      <w:r>
+        <w:rPr>
+          <w:b/>
+        </w:rPr>
+        <w:t>MSG39</w:t>
       </w:r>
     </w:p>
     <w:p>
       <w:r>
-        <w:t>The member must exist, be active, and belong to that Workspace; otherwise 404 NOT_FOUND.</w:t>
+        <w:t xml:space="preserve">The member must exist, be active, and belong to that Workspace (BR-29); otherwise 404 NOT_FOUND. Toast </w:t>
+      </w:r>
+      <w:r>
+        <w:rPr>
+          <w:b/>
+        </w:rPr>
+        <w:t>MSG38</w:t>
       </w:r>
     </w:p>
     <w:p>
       <w:r>
-        <w:t>Removing the only active MANAGER of the Workspace → 409 LAST_OWNER_CANNOT_BE_REMOVED.</w:t>
+        <w:t xml:space="preserve">Removing the only active MANAGER of the Workspace (BR-28) → 409 LAST_OWNER_CANNOT_BE_REMOVED. Toast </w:t>
+      </w:r>
+      <w:r>
+        <w:rPr>
+          <w:b/>
+        </w:rPr>
+        <w:t>MSG37</w:t>
       </w:r>
     </w:p>
     <w:p>
@@ -318,22 +289,31 @@
     </w:p>
     <w:p>
       <w:r>
-        <w:t>3. System confirms the caller holds the MANAGER role in that Workspace; otherwise the request fails with 403 FORBIDDEN.</w:t>
+        <w:t>3. System confirms the caller holds the MANAGER role in that Workspace (BR-35); otherwise the request fails with 403 FORBIDDEN.</w:t>
       </w:r>
     </w:p>
     <w:p>
       <w:r>
-        <w:t>4. System loads the member and checks that it exists, is active, and belongs to that Workspace; otherwise the request fails with 404 NOT_FOUND.</w:t>
+        <w:t>4. System loads the member and checks that it exists, is active, and belongs to that Workspace (BR-29); otherwise the request fails with 404 NOT_FOUND.</w:t>
       </w:r>
     </w:p>
     <w:p>
       <w:r>
-        <w:t>5. System applies the last-MANAGER guard: members who are not MANAGER pass, and a MANAGER passes only when another active MANAGER exists in the Workspace.</w:t>
+        <w:t>5. System applies the last-MANAGER guard (BR-28): members who are not MANAGER pass, and a MANAGER passes only when another active MANAGER exists in the Workspace.</w:t>
       </w:r>
     </w:p>
     <w:p>
       <w:r>
-        <w:t>6. System marks the membership inactive; the member disappears from the active member list.</w:t>
+        <w:t xml:space="preserve">6. System marks the membership inactive (BR-28, BR-30); the member disappears from the active member list; toast </w:t>
+      </w:r>
+      <w:r>
+        <w:rPr>
+          <w:b/>
+        </w:rPr>
+        <w:t>MSG36</w:t>
+      </w:r>
+      <w:r>
+        <w:t>.</w:t>
       </w:r>
     </w:p>
     <w:p>
@@ -348,17 +328,62 @@
     </w:p>
     <w:p>
       <w:r>
-        <w:t>Caller is not the MANAGER of that Workspace → 403 FORBIDDEN.</w:t>
+        <w:t xml:space="preserve">3.a1: Caller is not the MANAGER of that Workspace (BR-35) → 403 FORBIDDEN, toast </w:t>
+      </w:r>
+      <w:r>
+        <w:rPr>
+          <w:b/>
+        </w:rPr>
+        <w:t>MSG39</w:t>
+      </w:r>
+      <w:r>
+        <w:t>.</w:t>
+      </w:r>
+      <w:r>
+        <w:br/>
+      </w:r>
+      <w:r>
+        <w:t>3.a2: The screen blocks the action; the caller cannot remove members without the MANAGER role.</w:t>
       </w:r>
     </w:p>
     <w:p>
       <w:r>
-        <w:t>Member does not exist, is not active, or belongs to another Workspace → 404 NOT_FOUND.</w:t>
+        <w:t xml:space="preserve">4.a1: Member does not exist, is not active, or belongs to another Workspace (BR-29) → 404 NOT_FOUND, toast </w:t>
+      </w:r>
+      <w:r>
+        <w:rPr>
+          <w:b/>
+        </w:rPr>
+        <w:t>MSG38</w:t>
+      </w:r>
+      <w:r>
+        <w:t>.</w:t>
+      </w:r>
+      <w:r>
+        <w:br/>
+      </w:r>
+      <w:r>
+        <w:t>4.a2: The screen refreshes the member list, since the target row no longer applies.</w:t>
       </w:r>
     </w:p>
     <w:p>
       <w:r>
-        <w:t>Removing the only active MANAGER of the Workspace → 409 LAST_OWNER_CANNOT_BE_REMOVED; another MANAGER must be assigned first.</w:t>
+        <w:t xml:space="preserve">5.a1: Removing the only active MANAGER of the Workspace (BR-28) → 409 LAST_OWNER_CANNOT_BE_REMOVED, toast </w:t>
+      </w:r>
+      <w:r>
+        <w:rPr>
+          <w:b/>
+        </w:rPr>
+        <w:t>MSG37</w:t>
+      </w:r>
+      <w:r>
+        <w:t>.</w:t>
+      </w:r>
+      <w:r>
+        <w:br/>
+      </w:r>
+      <w:r>
+        <w:t>5.a2: The MANAGER assigns another member as MANAGER first, then retries the removal.</w:t>
       </w:r>
     </w:p>
     <w:p>
